--- a/AIB_IL4Ra_OX40L_atopic_dermatitis_v1.docx
+++ b/AIB_IL4Ra_OX40L_atopic_dermatitis_v1.docx
@@ -943,7 +943,7 @@
       <w:r>
         <w:t xml:space="preserve">The AD field has shifted from 'can we hit type-2?' (answered) to 'can we do it more durably and more conveniently than dupilumab?' Amlitelimab's Phase 3 wins and its </w:t>
       </w:r>
-      <w:hyperlink w:history="1" r:id="rIdyycgg-3kxba7h9bcrj-zn">
+      <w:hyperlink w:history="1" r:id="rId56ikd40rdiaywgnsnxd5h">
         <w:r>
           <w:rPr>
             <w:rStyle w:val="Hyperlink"/>
@@ -954,7 +954,7 @@
       <w:r>
         <w:t xml:space="preserve"> put T-cell costimulation blockade on the map; Apogee's </w:t>
       </w:r>
-      <w:hyperlink w:history="1" r:id="rIdgbijenzxicu814le2yc2s">
+      <w:hyperlink w:history="1" r:id="rIdtt8syziz3htsnryuxto1f">
         <w:r>
           <w:rPr>
             <w:rStyle w:val="Hyperlink"/>
@@ -981,7 +981,7 @@
       <w:r>
         <w:t xml:space="preserve">Atopic dermatitis is a chronic, relapsing, intensely itchy barrier-and-immune disease beginning mostly in childhood; </w:t>
       </w:r>
-      <w:hyperlink w:history="1" r:id="rId6cv3h0p7m0qux7ejulbgb">
+      <w:hyperlink w:history="1" r:id="rIdqrzzcv1xqnvdwa10kdmqq">
         <w:r>
           <w:rPr>
             <w:rStyle w:val="Hyperlink"/>
@@ -1429,7 +1429,7 @@
       <w:r>
         <w:t xml:space="preserve"> (the </w:t>
       </w:r>
-      <w:hyperlink w:history="1" r:id="rIdensulreg9smwc118na8is">
+      <w:hyperlink w:history="1" r:id="rIdxsv8y3hefshpzllvgobgj">
         <w:r>
           <w:rPr>
             <w:rStyle w:val="Hyperlink"/>
@@ -1468,7 +1468,7 @@
         <w:t xml:space="preserve">On-target consideration: </w:t>
       </w:r>
       <w:r>
-        <w:t xml:space="preserve">OX40–OX40L modulates T-cell biology broadly, so the relevant safety question is immune-surveillance (the Kaposi's signal seen with OX40-receptor blockade) — which OX40L (ligand) blockade, being more upstream and less completely T-cell-suppressive, may avoid.</w:t>
+        <w:t xml:space="preserve">OX40–OX40L modulates T-cell biology broadly, so the relevant safety question is immune-modulation: OX40-receptor blockade (rocatinlimab) is the more complete T-cell suppressant, while OX40L (ligand) blockade, being more upstream and less completely T-cell-suppressive, may carry a cleaner profile.</w:t>
       </w:r>
     </w:p>
     <w:p>
@@ -1486,7 +1486,7 @@
       <w:r>
         <w:t xml:space="preserve">Effector blockade is fully validated and fast but not curative: </w:t>
       </w:r>
-      <w:hyperlink w:history="1" r:id="rId9sbtb2xeofy5kfqw3jxtv">
+      <w:hyperlink w:history="1" r:id="rIdaqkf1xeoeaoosxhdvlpax">
         <w:r>
           <w:rPr>
             <w:rStyle w:val="Hyperlink"/>
@@ -1497,7 +1497,7 @@
       <w:r>
         <w:t xml:space="preserve"> yet must be continued. T-cell costimulation blockade is now validated too — </w:t>
       </w:r>
-      <w:hyperlink w:history="1" r:id="rId0yjr2s6boi4phvgushi8r">
+      <w:hyperlink w:history="1" r:id="rIdujr6ipcifh2-yazt-1m3q">
         <w:r>
           <w:rPr>
             <w:rStyle w:val="Hyperlink"/>
@@ -1552,7 +1552,7 @@
             <w:r>
               <w:t xml:space="preserve">If OX40L-driven durability and IL-4Rα-driven clearance are complementary, a dual agent should match dupilumab on skin clearance while extending drug-free remission and lengthening dosing intervals. It is falsifiable: if the combination only matches monotherapy clearance with no durability gain, the single-molecule premium does not hold. </w:t>
             </w:r>
-            <w:hyperlink w:history="1" r:id="rIdndkznj8qoe9dsie0mfo3q">
+            <w:hyperlink w:history="1" r:id="rIdiicjph2vuq4xgxuv-38zw">
               <w:r>
                 <w:rPr>
                   <w:rStyle w:val="Hyperlink"/>
@@ -2688,7 +2688,7 @@
                 <w:sz w:val="17"/>
                 <w:szCs w:val="17"/>
               </w:rPr>
-              <w:t xml:space="preserve">Pfizer / Amgen (Kyowa)</w:t>
+              <w:t xml:space="preserve">Kyowa Kirin (ex-Amgen)</w:t>
             </w:r>
           </w:p>
         </w:tc>
@@ -2787,7 +2787,7 @@
                 <w:sz w:val="17"/>
                 <w:szCs w:val="17"/>
               </w:rPr>
-              <w:t xml:space="preserve">ORIGIN; Kaposi signal</w:t>
+              <w:t xml:space="preserve">ROCKET Ph3 positive</w:t>
             </w:r>
           </w:p>
         </w:tc>
@@ -3176,7 +3176,7 @@
             <w:r>
               <w:t xml:space="preserve">The approved biologic standard is </w:t>
             </w:r>
-            <w:hyperlink w:history="1" r:id="rId8imncvlzbjvlz_bt4umf8">
+            <w:hyperlink w:history="1" r:id="rIdm3_b-_jtjg_6g6hy1gian">
               <w:r>
                 <w:rPr>
                   <w:rStyle w:val="Hyperlink"/>
@@ -3702,7 +3702,7 @@
                 <w:sz w:val="17"/>
                 <w:szCs w:val="17"/>
               </w:rPr>
-              <w:t xml:space="preserve">Pfizer + Amgen</w:t>
+              <w:t xml:space="preserve">Kyowa Kirin (ex-Amgen)</w:t>
             </w:r>
           </w:p>
         </w:tc>
@@ -3735,7 +3735,7 @@
                 <w:sz w:val="17"/>
                 <w:szCs w:val="17"/>
               </w:rPr>
-              <w:t xml:space="preserve">locked</w:t>
+              <w:t xml:space="preserve">Kyowa-held</w:t>
             </w:r>
           </w:p>
         </w:tc>
@@ -3768,7 +3768,7 @@
                 <w:sz w:val="17"/>
                 <w:szCs w:val="17"/>
               </w:rPr>
-              <w:t xml:space="preserve">the OX40 (receptor) play; co-owned</w:t>
+              <w:t xml:space="preserve">the OX40 (receptor) play; Amgen returned rights Jan 2026</w:t>
             </w:r>
           </w:p>
         </w:tc>
@@ -4991,19 +4991,16 @@
         </w:rPr>
         <w:t xml:space="preserve">OX40 vs OX40L is a real mechanistic split. </w:t>
       </w:r>
-      <w:r>
-        <w:t xml:space="preserve">Rocatinlimab (anti-OX40, receptor) reported a </w:t>
-      </w:r>
-      <w:hyperlink w:history="1" r:id="rIdidfptlqwplnw_a2vtfekk">
+      <w:hyperlink w:history="1" r:id="rIdtoxm3quiinocykieju7rp">
         <w:r>
           <w:rPr>
             <w:rStyle w:val="Hyperlink"/>
           </w:rPr>
-          <w:t xml:space="preserve">Kaposi's-sarcoma signal</w:t>
+          <w:t xml:space="preserve">Rocatinlimab (anti-OX40, receptor)</w:t>
         </w:r>
       </w:hyperlink>
       <w:r>
-        <w:t xml:space="preserve"> in predisposed patients; amlitelimab (anti-OX40L, ligand) blockade is more upstream and less completely T-cell-suppressive, and may carry a cleaner profile — a differentiator a bispecific should design toward (ligand arm).</w:t>
+        <w:t xml:space="preserve"> is the more complete T-cell suppressant; amlitelimab (anti-OX40L, ligand) blockade is more upstream and less completely T-cell-suppressive, and may carry a cleaner immune-modulation profile — a differentiator a bispecific should design toward (the ligand arm).</w:t>
       </w:r>
     </w:p>
     <w:p>
@@ -6196,7 +6193,7 @@
       <w:r>
         <w:t xml:space="preserve">AD biologics list in the ~$3-4k/month range and are judged on net cost after rebates. With </w:t>
       </w:r>
-      <w:hyperlink w:history="1" r:id="rIdf4xlanzffxvt8vf_cixrc">
+      <w:hyperlink w:history="1" r:id="rIdyp42zdr9hpzc5ziwyb5ne">
         <w:r>
           <w:rPr>
             <w:rStyle w:val="Hyperlink"/>
@@ -6468,7 +6465,7 @@
                 <w:sz w:val="17"/>
                 <w:szCs w:val="17"/>
               </w:rPr>
-              <w:t xml:space="preserve">~$3B+</w:t>
+              <w:t xml:space="preserve">co-dev</w:t>
             </w:r>
           </w:p>
         </w:tc>
@@ -6501,7 +6498,7 @@
                 <w:sz w:val="17"/>
                 <w:szCs w:val="17"/>
               </w:rPr>
-              <w:t xml:space="preserve">—</w:t>
+              <w:t xml:space="preserve">→ returned</w:t>
             </w:r>
           </w:p>
         </w:tc>
@@ -6567,7 +6564,7 @@
                 <w:sz w:val="17"/>
                 <w:szCs w:val="17"/>
               </w:rPr>
-              <w:t xml:space="preserve">the OX40-pathway acquisition precedent in derm</w:t>
+              <w:t xml:space="preserve">2021 OX40 co-development; Amgen returned rights to Kyowa Kirin Jan 2026</w:t>
             </w:r>
           </w:p>
         </w:tc>
@@ -7357,7 +7354,7 @@
         <w:spacing w:after="120"/>
       </w:pPr>
       <w:r>
-        <w:t xml:space="preserve">Unlike IBD and respiratory, the AD frontier is led by Western pharma (Sanofi, Pfizer/Amgen, Lilly, LEO) plus US biotech (Apogee), with China-origin OX40/OX40L and IL-13 bispecific programs emerging behind them. Sanofi's ownership of both the effector (dupilumab) and T-cell (amlitelimab) leaders makes it the natural internal builder — and the most demanding competitor — of a dual agent; the transactable bispecific optionality sits with independents (Apogee) and the next wave of China-origin dual-target programs.</w:t>
+        <w:t xml:space="preserve">Unlike IBD and respiratory, the AD frontier is led by Western pharma (Sanofi, Amgen/Kyowa Kirin, Lilly, LEO, Galderma) plus US biotech (Apogee), with China-origin OX40/OX40L and IL-13 bispecific programs emerging behind them. Sanofi's ownership of both the effector (dupilumab) and T-cell (amlitelimab) leaders makes it the natural internal builder — and the most demanding competitor — of a dual agent; the transactable bispecific optionality sits with independents (Apogee) and the next wave of China-origin dual-target programs.</w:t>
       </w:r>
     </w:p>
     <w:p>

--- a/AIB_IL4Ra_OX40L_atopic_dermatitis_v1.docx
+++ b/AIB_IL4Ra_OX40L_atopic_dermatitis_v1.docx
@@ -364,10 +364,20 @@
           <w:b/>
           <w:bCs/>
         </w:rPr>
-        <w:t xml:space="preserve">dupilumab-fast clearance with disease-modifying durability</w:t>
+        <w:t xml:space="preserve">dupilumab-fast clearance plus durability suggestive of disease modification</w:t>
       </w:r>
       <w:r>
-        <w:t xml:space="preserve"> — fewer doses, longer drug-free remission. No IL-4Rα×OX40L bispecific has human efficacy data; Apogee is already testing the two-antibody version (APG279).</w:t>
+        <w:t xml:space="preserve"> — fewer doses, longer drug-free intervals. That disease-modification claim is a signal, not proof. No IL-4Rα×OX40L bispecific has human efficacy data; the closest test is Apogee's APG279, an </w:t>
+      </w:r>
+      <w:r>
+        <w:rPr>
+          <w:b/>
+          <w:bCs/>
+        </w:rPr>
+        <w:t xml:space="preserve">adjacent</w:t>
+      </w:r>
+      <w:r>
+        <w:t xml:space="preserve"> pairing — IL-13 + OX40L, not IL-4Rα + OX40L directly.</w:t>
       </w:r>
     </w:p>
     <w:tbl>
@@ -412,6 +422,83 @@
             </w:r>
             <w:r>
               <w:t xml:space="preserve">IL-4Rα is approved and durable; OX40L blockade is Phase 3-positive (amlitelimab) with a durability signal; the dual-mechanism bispecific is unproven. The opportunity is fast skin clearance plus a longer, more durable, less-frequently-dosed response than either mechanism delivers alone.</w:t>
+            </w:r>
+          </w:p>
+        </w:tc>
+      </w:tr>
+    </w:tbl>
+    <w:tbl>
+      <w:tblPr>
+        <w:tblW w:type="dxa" w:w="9360"/>
+        <w:tblBorders>
+          <w:top w:val="single" w:color="auto" w:sz="4"/>
+          <w:left w:val="single" w:color="auto" w:sz="4"/>
+          <w:bottom w:val="single" w:color="auto" w:sz="4"/>
+          <w:right w:val="single" w:color="auto" w:sz="4"/>
+          <w:insideH w:val="single" w:color="auto" w:sz="4"/>
+          <w:insideV w:val="single" w:color="auto" w:sz="4"/>
+        </w:tblBorders>
+      </w:tblPr>
+      <w:tblGrid>
+        <w:gridCol w:w="9360"/>
+      </w:tblGrid>
+      <w:tr>
+        <w:tc>
+          <w:tcPr>
+            <w:tcBorders>
+              <w:top w:val="none"/>
+              <w:left w:val="single" w:color="1A3F8F" w:sz="18"/>
+              <w:bottom w:val="none"/>
+              <w:right w:val="none"/>
+            </w:tcBorders>
+            <w:shd w:fill="EEF4FB" w:val="clear"/>
+            <w:tcMar>
+              <w:top w:type="dxa" w:w="80"/>
+              <w:left w:type="dxa" w:w="150"/>
+              <w:bottom w:type="dxa" w:w="80"/>
+              <w:right w:type="dxa" w:w="130"/>
+            </w:tcMar>
+          </w:tcPr>
+          <w:p>
+            <w:r>
+              <w:rPr>
+                <w:b/>
+                <w:bCs/>
+              </w:rPr>
+              <w:t xml:space="preserve">Validation ≠ differentiation ≠ premium. </w:t>
+            </w:r>
+            <w:r>
+              <w:t xml:space="preserve">Both arms are clinically validated — IL-4Rα blockade is approved, OX40L blockade is Phase 3-positive. </w:t>
+            </w:r>
+            <w:r>
+              <w:rPr>
+                <w:b/>
+                <w:bCs/>
+              </w:rPr>
+              <w:t xml:space="preserve">Differentiation</w:t>
+            </w:r>
+            <w:r>
+              <w:t xml:space="preserve"> requires that combining them produces additive clinical value — chiefly durability / drug-free remission — beyond the best monotherapy; that is unproven. A </w:t>
+            </w:r>
+            <w:r>
+              <w:rPr>
+                <w:b/>
+                <w:bCs/>
+              </w:rPr>
+              <w:t xml:space="preserve">premium</w:t>
+            </w:r>
+            <w:r>
+              <w:t xml:space="preserve"> requires clinical evidence of that benefit. The OX40 axis's durability is a </w:t>
+            </w:r>
+            <w:r>
+              <w:rPr>
+                <w:b/>
+                <w:bCs/>
+              </w:rPr>
+              <w:t xml:space="preserve">signal, not proof</w:t>
+            </w:r>
+            <w:r>
+              <w:t xml:space="preserve"> of disease modification, and this brief treats it as such.</w:t>
             </w:r>
           </w:p>
         </w:tc>
@@ -943,7 +1030,7 @@
       <w:r>
         <w:t xml:space="preserve">The AD field has shifted from 'can we hit type-2?' (answered) to 'can we do it more durably and more conveniently than dupilumab?' Amlitelimab's Phase 3 wins and its </w:t>
       </w:r>
-      <w:hyperlink w:history="1" r:id="rId56ikd40rdiaywgnsnxd5h">
+      <w:hyperlink w:history="1" r:id="rIdq72giqbskbnylsjt6b2ri">
         <w:r>
           <w:rPr>
             <w:rStyle w:val="Hyperlink"/>
@@ -954,7 +1041,7 @@
       <w:r>
         <w:t xml:space="preserve"> put T-cell costimulation blockade on the map; Apogee's </w:t>
       </w:r>
-      <w:hyperlink w:history="1" r:id="rIdtt8syziz3htsnryuxto1f">
+      <w:hyperlink w:history="1" r:id="rIdmxgapj9syshsemu6xm8zs">
         <w:r>
           <w:rPr>
             <w:rStyle w:val="Hyperlink"/>
@@ -963,7 +1050,7 @@
         </w:r>
       </w:hyperlink>
       <w:r>
-        <w:t xml:space="preserve"> is the explicit two-antibody test of effector + T-cell modulation. A single IL-4Rα×OX40L bispecific is the one-molecule version of the same thesis — and must prove the combination beats the best monotherapy on durability, not just match it on clearance.</w:t>
+        <w:t xml:space="preserve"> is the explicit two-antibody test of effector + T-cell modulation — though it pairs IL-13 (not IL-4Rα) with OX40L, an adjacent version of the thesis. A single IL-4Rα×OX40L bispecific is the one-molecule form, and must prove the combination beats the best monotherapy on durability, not merely match it on clearance.</w:t>
       </w:r>
     </w:p>
     <w:p>
@@ -981,7 +1068,7 @@
       <w:r>
         <w:t xml:space="preserve">Atopic dermatitis is a chronic, relapsing, intensely itchy barrier-and-immune disease beginning mostly in childhood; </w:t>
       </w:r>
-      <w:hyperlink w:history="1" r:id="rIdqrzzcv1xqnvdwa10kdmqq">
+      <w:hyperlink w:history="1" r:id="rIdl-b4usmazsqkfen2iqqv8">
         <w:r>
           <w:rPr>
             <w:rStyle w:val="Hyperlink"/>
@@ -1429,7 +1516,7 @@
       <w:r>
         <w:t xml:space="preserve"> (the </w:t>
       </w:r>
-      <w:hyperlink w:history="1" r:id="rIdxsv8y3hefshpzllvgobgj">
+      <w:hyperlink w:history="1" r:id="rIdz2dheraahuoq-kxjzruop">
         <w:r>
           <w:rPr>
             <w:rStyle w:val="Hyperlink"/>
@@ -1486,7 +1573,7 @@
       <w:r>
         <w:t xml:space="preserve">Effector blockade is fully validated and fast but not curative: </w:t>
       </w:r>
-      <w:hyperlink w:history="1" r:id="rIdaqkf1xeoeaoosxhdvlpax">
+      <w:hyperlink w:history="1" r:id="rIdvdmoyiyaerqzgxiqjidvd">
         <w:r>
           <w:rPr>
             <w:rStyle w:val="Hyperlink"/>
@@ -1497,7 +1584,7 @@
       <w:r>
         <w:t xml:space="preserve"> yet must be continued. T-cell costimulation blockade is now validated too — </w:t>
       </w:r>
-      <w:hyperlink w:history="1" r:id="rIdujr6ipcifh2-yazt-1m3q">
+      <w:hyperlink w:history="1" r:id="rIdq5ng1wrubhefavivkoaxx">
         <w:r>
           <w:rPr>
             <w:rStyle w:val="Hyperlink"/>
@@ -1506,7 +1593,7 @@
         </w:r>
       </w:hyperlink>
       <w:r>
-        <w:t xml:space="preserve"> — and points at durability and drug-free remission that effector blockade does not deliver. The two are complementary: IL-4Rα for speed and depth of clearance, OX40L for durability and disease modification. The combination is the mechanism-level answer to AD's real gap — keeping patients clear, longer, with fewer doses.</w:t>
+        <w:t xml:space="preserve"> — and points at durability signals (responses that deepened through Week 24) suggestive of, but not yet proof of, disease modification. The two are complementary: IL-4Rα for speed and depth of clearance, OX40L for durability (and possible disease modification, unproven). The combination is the mechanism-level answer to AD's real gap — keeping patients clear, longer, with fewer doses.</w:t>
       </w:r>
     </w:p>
     <w:tbl>
@@ -1552,7 +1639,7 @@
             <w:r>
               <w:t xml:space="preserve">If OX40L-driven durability and IL-4Rα-driven clearance are complementary, a dual agent should match dupilumab on skin clearance while extending drug-free remission and lengthening dosing intervals. It is falsifiable: if the combination only matches monotherapy clearance with no durability gain, the single-molecule premium does not hold. </w:t>
             </w:r>
-            <w:hyperlink w:history="1" r:id="rIdiicjph2vuq4xgxuv-38zw">
+            <w:hyperlink w:history="1" r:id="rId8gvg-goyh6cqxkxpaivkv">
               <w:r>
                 <w:rPr>
                   <w:rStyle w:val="Hyperlink"/>
@@ -1561,7 +1648,7 @@
               </w:r>
             </w:hyperlink>
             <w:r>
-              <w:t xml:space="preserve"> is the first clinical test of the pairing; no IL-4Rα×OX40L bispecific has reported efficacy.</w:t>
+              <w:t xml:space="preserve"> is the first clinical test of an adjacent pairing (IL-13 + OX40L, not IL-4Rα + OX40L); no IL-4Rα×OX40L bispecific has reported efficacy.</w:t>
             </w:r>
           </w:p>
         </w:tc>
@@ -3176,7 +3263,7 @@
             <w:r>
               <w:t xml:space="preserve">The approved biologic standard is </w:t>
             </w:r>
-            <w:hyperlink w:history="1" r:id="rIdm3_b-_jtjg_6g6hy1gian">
+            <w:hyperlink w:history="1" r:id="rIdunlqqnmc1wf6zxhhvw7ai">
               <w:r>
                 <w:rPr>
                   <w:rStyle w:val="Hyperlink"/>
@@ -4929,7 +5016,33 @@
         <w:t xml:space="preserve">durable, drug-free remission with infrequent dosing</w:t>
       </w:r>
       <w:r>
-        <w:t xml:space="preserve"> — a positioning dupilumab and the IL-13 agents do not own and that oral JAKs cannot safely claim. The competition to watch is amlitelimab (defining the OX40L durability story) and APG279 (the two-antibody version of the exact dual thesis).</w:t>
+        <w:t xml:space="preserve"> — a positioning dupilumab and the IL-13 agents do not own and that oral JAKs cannot safely claim. The competition to watch is amlitelimab (defining the OX40L durability story) and APG279 (an adjacent IL-13 + OX40L version of the dual thesis).</w:t>
+      </w:r>
+    </w:p>
+    <w:p>
+      <w:pPr>
+        <w:spacing w:after="120"/>
+      </w:pPr>
+      <w:r>
+        <w:rPr>
+          <w:b/>
+          <w:bCs/>
+        </w:rPr>
+        <w:t xml:space="preserve">The JAK question a buyer will ask first. </w:t>
+      </w:r>
+      <w:r>
+        <w:t xml:space="preserve">If </w:t>
+      </w:r>
+      <w:hyperlink w:history="1" r:id="rId5cf8mz2yzw9ib_v1vuppz">
+        <w:r>
+          <w:rPr>
+            <w:rStyle w:val="Hyperlink"/>
+          </w:rPr>
+          <w:t xml:space="preserve">upadacitinib (Rinvoq) already reaches EASI-75 ~70-80%</w:t>
+        </w:r>
+      </w:hyperlink>
+      <w:r>
+        <w:t xml:space="preserve"> — well above any biologic — why build a dual biologic at all? The honest answer is that the bispecific does not win on clearance; it wins on what an oral JAK cannot safely offer: a clean long-term safety profile (no boxed warning) and durable, drug-free remission. If a dual agent cannot credibly claim safety-plus-durability the orals lack, the strategic rationale weakens.</w:t>
       </w:r>
     </w:p>
     <w:p>
@@ -4991,7 +5104,7 @@
         </w:rPr>
         <w:t xml:space="preserve">OX40 vs OX40L is a real mechanistic split. </w:t>
       </w:r>
-      <w:hyperlink w:history="1" r:id="rIdtoxm3quiinocykieju7rp">
+      <w:hyperlink w:history="1" r:id="rIdqqcn8nyghksesomlnb6cw">
         <w:r>
           <w:rPr>
             <w:rStyle w:val="Hyperlink"/>
@@ -6193,7 +6306,7 @@
       <w:r>
         <w:t xml:space="preserve">AD biologics list in the ~$3-4k/month range and are judged on net cost after rebates. With </w:t>
       </w:r>
-      <w:hyperlink w:history="1" r:id="rIdyp42zdr9hpzc5ziwyb5ne">
+      <w:hyperlink w:history="1" r:id="rIdc5sjnvsegskfxhvefwz4b">
         <w:r>
           <w:rPr>
             <w:rStyle w:val="Hyperlink"/>
@@ -8387,7 +8500,15 @@
         <w:pStyle w:val="Heading1"/>
       </w:pPr>
       <w:r>
-        <w:t xml:space="preserve">13 · Standing predictions</w:t>
+        <w:t xml:space="preserve">Why this thesis could fail</w:t>
+      </w:r>
+    </w:p>
+    <w:p>
+      <w:pPr>
+        <w:spacing w:after="120"/>
+      </w:pPr>
+      <w:r>
+        <w:t xml:space="preserve">The anti-thesis — the reasons a dual IL-4Rα×OX40L agent may not justify itself:</w:t>
       </w:r>
     </w:p>
     <w:tbl>
@@ -8403,10 +8524,8 @@
         </w:tblBorders>
       </w:tblPr>
       <w:tblGrid>
-        <w:gridCol w:w="4600"/>
-        <w:gridCol w:w="1500"/>
-        <w:gridCol w:w="1500"/>
-        <w:gridCol w:w="1760"/>
+        <w:gridCol w:w="2550"/>
+        <w:gridCol w:w="6810"/>
       </w:tblGrid>
       <w:tr>
         <w:trPr>
@@ -8414,7 +8533,7 @@
         </w:trPr>
         <w:tc>
           <w:tcPr>
-            <w:tcW w:type="dxa" w:w="4600"/>
+            <w:tcW w:type="dxa" w:w="2550"/>
             <w:tcBorders>
               <w:top w:val="single" w:color="1A3F8F" w:sz="1"/>
               <w:left w:val="single" w:color="1A3F8F" w:sz="1"/>
@@ -8441,13 +8560,13 @@
                 <w:sz w:val="17"/>
                 <w:szCs w:val="17"/>
               </w:rPr>
-              <w:t xml:space="preserve">Prediction</w:t>
-            </w:r>
-          </w:p>
-        </w:tc>
-        <w:tc>
-          <w:tcPr>
-            <w:tcW w:type="dxa" w:w="1500"/>
+              <w:t xml:space="preserve">Failure mode</w:t>
+            </w:r>
+          </w:p>
+        </w:tc>
+        <w:tc>
+          <w:tcPr>
+            <w:tcW w:type="dxa" w:w="6810"/>
             <w:tcBorders>
               <w:top w:val="single" w:color="1A3F8F" w:sz="1"/>
               <w:left w:val="single" w:color="1A3F8F" w:sz="1"/>
@@ -8474,73 +8593,7 @@
                 <w:sz w:val="17"/>
                 <w:szCs w:val="17"/>
               </w:rPr>
-              <w:t xml:space="preserve">Type</w:t>
-            </w:r>
-          </w:p>
-        </w:tc>
-        <w:tc>
-          <w:tcPr>
-            <w:tcW w:type="dxa" w:w="1500"/>
-            <w:tcBorders>
-              <w:top w:val="single" w:color="1A3F8F" w:sz="1"/>
-              <w:left w:val="single" w:color="1A3F8F" w:sz="1"/>
-              <w:bottom w:val="single" w:color="1A3F8F" w:sz="1"/>
-              <w:right w:val="single" w:color="1A3F8F" w:sz="1"/>
-            </w:tcBorders>
-            <w:shd w:fill="1A3F8F" w:val="clear"/>
-            <w:tcMar>
-              <w:top w:type="dxa" w:w="46"/>
-              <w:left w:type="dxa" w:w="94"/>
-              <w:bottom w:type="dxa" w:w="46"/>
-              <w:right w:type="dxa" w:w="94"/>
-            </w:tcMar>
-          </w:tcPr>
-          <w:p>
-            <w:pPr>
-              <w:jc w:val="left"/>
-            </w:pPr>
-            <w:r>
-              <w:rPr>
-                <w:b/>
-                <w:bCs/>
-                <w:color w:val="FFFFFF"/>
-                <w:sz w:val="17"/>
-                <w:szCs w:val="17"/>
-              </w:rPr>
-              <w:t xml:space="preserve">Estimate</w:t>
-            </w:r>
-          </w:p>
-        </w:tc>
-        <w:tc>
-          <w:tcPr>
-            <w:tcW w:type="dxa" w:w="1760"/>
-            <w:tcBorders>
-              <w:top w:val="single" w:color="1A3F8F" w:sz="1"/>
-              <w:left w:val="single" w:color="1A3F8F" w:sz="1"/>
-              <w:bottom w:val="single" w:color="1A3F8F" w:sz="1"/>
-              <w:right w:val="single" w:color="1A3F8F" w:sz="1"/>
-            </w:tcBorders>
-            <w:shd w:fill="1A3F8F" w:val="clear"/>
-            <w:tcMar>
-              <w:top w:type="dxa" w:w="46"/>
-              <w:left w:type="dxa" w:w="94"/>
-              <w:bottom w:type="dxa" w:w="46"/>
-              <w:right w:type="dxa" w:w="94"/>
-            </w:tcMar>
-          </w:tcPr>
-          <w:p>
-            <w:pPr>
-              <w:jc w:val="left"/>
-            </w:pPr>
-            <w:r>
-              <w:rPr>
-                <w:b/>
-                <w:bCs/>
-                <w:color w:val="FFFFFF"/>
-                <w:sz w:val="17"/>
-                <w:szCs w:val="17"/>
-              </w:rPr>
-              <w:t xml:space="preserve">Resolves (range)</w:t>
+              <w:t xml:space="preserve">Why it could happen</w:t>
             </w:r>
           </w:p>
         </w:tc>
@@ -8551,133 +8604,64 @@
         </w:trPr>
         <w:tc>
           <w:tcPr>
-            <w:tcW w:type="dxa" w:w="4600"/>
-            <w:tcBorders>
-              <w:top w:val="single" w:color="D6DEEA" w:sz="1"/>
-              <w:left w:val="single" w:color="D6DEEA" w:sz="1"/>
-              <w:bottom w:val="single" w:color="D6DEEA" w:sz="1"/>
-              <w:right w:val="single" w:color="D6DEEA" w:sz="1"/>
-            </w:tcBorders>
-            <w:shd w:fill="FFFFFF" w:val="clear"/>
-            <w:tcMar>
-              <w:top w:type="dxa" w:w="46"/>
-              <w:left w:type="dxa" w:w="94"/>
-              <w:bottom w:type="dxa" w:w="46"/>
-              <w:right w:type="dxa" w:w="94"/>
-            </w:tcMar>
-          </w:tcPr>
-          <w:p>
-            <w:pPr>
-              <w:jc w:val="left"/>
-            </w:pPr>
-            <w:r>
-              <w:rPr>
-                <w:b w:val="false"/>
-                <w:bCs w:val="false"/>
-                <w:color w:val="14274A"/>
-                <w:sz w:val="17"/>
-                <w:szCs w:val="17"/>
-              </w:rPr>
-              <w:t xml:space="preserve">Amlitelimab is FDA-approved in AD</w:t>
-            </w:r>
-          </w:p>
-        </w:tc>
-        <w:tc>
-          <w:tcPr>
-            <w:tcW w:type="dxa" w:w="1500"/>
-            <w:tcBorders>
-              <w:top w:val="single" w:color="D6DEEA" w:sz="1"/>
-              <w:left w:val="single" w:color="D6DEEA" w:sz="1"/>
-              <w:bottom w:val="single" w:color="D6DEEA" w:sz="1"/>
-              <w:right w:val="single" w:color="D6DEEA" w:sz="1"/>
-            </w:tcBorders>
-            <w:shd w:fill="FFFFFF" w:val="clear"/>
-            <w:tcMar>
-              <w:top w:type="dxa" w:w="46"/>
-              <w:left w:type="dxa" w:w="94"/>
-              <w:bottom w:type="dxa" w:w="46"/>
-              <w:right w:type="dxa" w:w="94"/>
-            </w:tcMar>
-          </w:tcPr>
-          <w:p>
-            <w:pPr>
-              <w:jc w:val="left"/>
-            </w:pPr>
-            <w:r>
-              <w:rPr>
-                <w:b w:val="false"/>
-                <w:bCs w:val="false"/>
-                <w:color w:val="14274A"/>
-                <w:sz w:val="17"/>
-                <w:szCs w:val="17"/>
-              </w:rPr>
-              <w:t xml:space="preserve">approval</w:t>
-            </w:r>
-          </w:p>
-        </w:tc>
-        <w:tc>
-          <w:tcPr>
-            <w:tcW w:type="dxa" w:w="1500"/>
-            <w:tcBorders>
-              <w:top w:val="single" w:color="D6DEEA" w:sz="1"/>
-              <w:left w:val="single" w:color="D6DEEA" w:sz="1"/>
-              <w:bottom w:val="single" w:color="D6DEEA" w:sz="1"/>
-              <w:right w:val="single" w:color="D6DEEA" w:sz="1"/>
-            </w:tcBorders>
-            <w:shd w:fill="FFFFFF" w:val="clear"/>
-            <w:tcMar>
-              <w:top w:type="dxa" w:w="46"/>
-              <w:left w:type="dxa" w:w="94"/>
-              <w:bottom w:type="dxa" w:w="46"/>
-              <w:right w:type="dxa" w:w="94"/>
-            </w:tcMar>
-          </w:tcPr>
-          <w:p>
-            <w:pPr>
-              <w:jc w:val="left"/>
-            </w:pPr>
-            <w:r>
-              <w:rPr>
-                <w:b w:val="false"/>
-                <w:bCs w:val="false"/>
-                <w:color w:val="14274A"/>
-                <w:sz w:val="17"/>
-                <w:szCs w:val="17"/>
-              </w:rPr>
-              <w:t xml:space="preserve">65-75%</w:t>
-            </w:r>
-          </w:p>
-        </w:tc>
-        <w:tc>
-          <w:tcPr>
-            <w:tcW w:type="dxa" w:w="1760"/>
-            <w:tcBorders>
-              <w:top w:val="single" w:color="D6DEEA" w:sz="1"/>
-              <w:left w:val="single" w:color="D6DEEA" w:sz="1"/>
-              <w:bottom w:val="single" w:color="D6DEEA" w:sz="1"/>
-              <w:right w:val="single" w:color="D6DEEA" w:sz="1"/>
-            </w:tcBorders>
-            <w:shd w:fill="FFFFFF" w:val="clear"/>
-            <w:tcMar>
-              <w:top w:type="dxa" w:w="46"/>
-              <w:left w:type="dxa" w:w="94"/>
-              <w:bottom w:type="dxa" w:w="46"/>
-              <w:right w:type="dxa" w:w="94"/>
-            </w:tcMar>
-          </w:tcPr>
-          <w:p>
-            <w:pPr>
-              <w:jc w:val="left"/>
-            </w:pPr>
-            <w:r>
-              <w:rPr>
-                <w:b w:val="false"/>
-                <w:bCs w:val="false"/>
-                <w:color w:val="14274A"/>
-                <w:sz w:val="17"/>
-                <w:szCs w:val="17"/>
-              </w:rPr>
-              <w:t xml:space="preserve">2027</w:t>
+            <w:tcW w:type="dxa" w:w="2550"/>
+            <w:tcBorders>
+              <w:top w:val="single" w:color="D6DEEA" w:sz="1"/>
+              <w:left w:val="single" w:color="D6DEEA" w:sz="1"/>
+              <w:bottom w:val="single" w:color="D6DEEA" w:sz="1"/>
+              <w:right w:val="single" w:color="D6DEEA" w:sz="1"/>
+            </w:tcBorders>
+            <w:shd w:fill="FFFFFF" w:val="clear"/>
+            <w:tcMar>
+              <w:top w:type="dxa" w:w="46"/>
+              <w:left w:type="dxa" w:w="94"/>
+              <w:bottom w:type="dxa" w:w="46"/>
+              <w:right w:type="dxa" w:w="94"/>
+            </w:tcMar>
+          </w:tcPr>
+          <w:p>
+            <w:pPr>
+              <w:jc w:val="left"/>
+            </w:pPr>
+            <w:r>
+              <w:rPr>
+                <w:b/>
+                <w:bCs/>
+              </w:rPr>
+              <w:t xml:space="preserve">OX40L benefit emerges too slowly</w:t>
+            </w:r>
+          </w:p>
+        </w:tc>
+        <w:tc>
+          <w:tcPr>
+            <w:tcW w:type="dxa" w:w="6810"/>
+            <w:tcBorders>
+              <w:top w:val="single" w:color="D6DEEA" w:sz="1"/>
+              <w:left w:val="single" w:color="D6DEEA" w:sz="1"/>
+              <w:bottom w:val="single" w:color="D6DEEA" w:sz="1"/>
+              <w:right w:val="single" w:color="D6DEEA" w:sz="1"/>
+            </w:tcBorders>
+            <w:shd w:fill="FFFFFF" w:val="clear"/>
+            <w:tcMar>
+              <w:top w:type="dxa" w:w="46"/>
+              <w:left w:type="dxa" w:w="94"/>
+              <w:bottom w:type="dxa" w:w="46"/>
+              <w:right w:type="dxa" w:w="94"/>
+            </w:tcMar>
+          </w:tcPr>
+          <w:p>
+            <w:pPr>
+              <w:jc w:val="left"/>
+            </w:pPr>
+            <w:r>
+              <w:rPr>
+                <w:b w:val="false"/>
+                <w:bCs w:val="false"/>
+                <w:color w:val="14274A"/>
+                <w:sz w:val="17"/>
+                <w:szCs w:val="17"/>
+              </w:rPr>
+              <w:t xml:space="preserve">the T-cell arm's value is durability that builds over months; if onset is slow, patients and prescribers default to fast effector agents and the durability edge never gets a fair test.</w:t>
             </w:r>
           </w:p>
         </w:tc>
@@ -8688,7 +8672,7 @@
         </w:trPr>
         <w:tc>
           <w:tcPr>
-            <w:tcW w:type="dxa" w:w="4600"/>
+            <w:tcW w:type="dxa" w:w="2550"/>
             <w:tcBorders>
               <w:top w:val="single" w:color="D6DEEA" w:sz="1"/>
               <w:left w:val="single" w:color="D6DEEA" w:sz="1"/>
@@ -8709,19 +8693,16 @@
             </w:pPr>
             <w:r>
               <w:rPr>
-                <w:b w:val="false"/>
-                <w:bCs w:val="false"/>
-                <w:color w:val="14274A"/>
-                <w:sz w:val="17"/>
-                <w:szCs w:val="17"/>
-              </w:rPr>
-              <w:t xml:space="preserve">APG777 reports positive Phase 3 induction</w:t>
-            </w:r>
-          </w:p>
-        </w:tc>
-        <w:tc>
-          <w:tcPr>
-            <w:tcW w:type="dxa" w:w="1500"/>
+                <w:b/>
+                <w:bCs/>
+              </w:rPr>
+              <w:t xml:space="preserve">Durability ≠ superior remission</w:t>
+            </w:r>
+          </w:p>
+        </w:tc>
+        <w:tc>
+          <w:tcPr>
+            <w:tcW w:type="dxa" w:w="6810"/>
             <w:tcBorders>
               <w:top w:val="single" w:color="D6DEEA" w:sz="1"/>
               <w:left w:val="single" w:color="D6DEEA" w:sz="1"/>
@@ -8748,73 +8729,7 @@
                 <w:sz w:val="17"/>
                 <w:szCs w:val="17"/>
               </w:rPr>
-              <w:t xml:space="preserve">outcome</w:t>
-            </w:r>
-          </w:p>
-        </w:tc>
-        <w:tc>
-          <w:tcPr>
-            <w:tcW w:type="dxa" w:w="1500"/>
-            <w:tcBorders>
-              <w:top w:val="single" w:color="D6DEEA" w:sz="1"/>
-              <w:left w:val="single" w:color="D6DEEA" w:sz="1"/>
-              <w:bottom w:val="single" w:color="D6DEEA" w:sz="1"/>
-              <w:right w:val="single" w:color="D6DEEA" w:sz="1"/>
-            </w:tcBorders>
-            <w:shd w:fill="F5F8FF" w:val="clear"/>
-            <w:tcMar>
-              <w:top w:type="dxa" w:w="46"/>
-              <w:left w:type="dxa" w:w="94"/>
-              <w:bottom w:type="dxa" w:w="46"/>
-              <w:right w:type="dxa" w:w="94"/>
-            </w:tcMar>
-          </w:tcPr>
-          <w:p>
-            <w:pPr>
-              <w:jc w:val="left"/>
-            </w:pPr>
-            <w:r>
-              <w:rPr>
-                <w:b w:val="false"/>
-                <w:bCs w:val="false"/>
-                <w:color w:val="14274A"/>
-                <w:sz w:val="17"/>
-                <w:szCs w:val="17"/>
-              </w:rPr>
-              <w:t xml:space="preserve">60-70%</w:t>
-            </w:r>
-          </w:p>
-        </w:tc>
-        <w:tc>
-          <w:tcPr>
-            <w:tcW w:type="dxa" w:w="1760"/>
-            <w:tcBorders>
-              <w:top w:val="single" w:color="D6DEEA" w:sz="1"/>
-              <w:left w:val="single" w:color="D6DEEA" w:sz="1"/>
-              <w:bottom w:val="single" w:color="D6DEEA" w:sz="1"/>
-              <w:right w:val="single" w:color="D6DEEA" w:sz="1"/>
-            </w:tcBorders>
-            <w:shd w:fill="F5F8FF" w:val="clear"/>
-            <w:tcMar>
-              <w:top w:type="dxa" w:w="46"/>
-              <w:left w:type="dxa" w:w="94"/>
-              <w:bottom w:type="dxa" w:w="46"/>
-              <w:right w:type="dxa" w:w="94"/>
-            </w:tcMar>
-          </w:tcPr>
-          <w:p>
-            <w:pPr>
-              <w:jc w:val="left"/>
-            </w:pPr>
-            <w:r>
-              <w:rPr>
-                <w:b w:val="false"/>
-                <w:bCs w:val="false"/>
-                <w:color w:val="14274A"/>
-                <w:sz w:val="17"/>
-                <w:szCs w:val="17"/>
-              </w:rPr>
-              <w:t xml:space="preserve">H2 2027 – 2028</w:t>
+              <w:t xml:space="preserve">deeper, longer responses may not translate into a clinically or commercially meaningful advantage over continued dupilumab — durability is a signal, not yet proven disease modification.</w:t>
             </w:r>
           </w:p>
         </w:tc>
@@ -8825,133 +8740,64 @@
         </w:trPr>
         <w:tc>
           <w:tcPr>
-            <w:tcW w:type="dxa" w:w="4600"/>
-            <w:tcBorders>
-              <w:top w:val="single" w:color="D6DEEA" w:sz="1"/>
-              <w:left w:val="single" w:color="D6DEEA" w:sz="1"/>
-              <w:bottom w:val="single" w:color="D6DEEA" w:sz="1"/>
-              <w:right w:val="single" w:color="D6DEEA" w:sz="1"/>
-            </w:tcBorders>
-            <w:shd w:fill="FFFFFF" w:val="clear"/>
-            <w:tcMar>
-              <w:top w:type="dxa" w:w="46"/>
-              <w:left w:type="dxa" w:w="94"/>
-              <w:bottom w:type="dxa" w:w="46"/>
-              <w:right w:type="dxa" w:w="94"/>
-            </w:tcMar>
-          </w:tcPr>
-          <w:p>
-            <w:pPr>
-              <w:jc w:val="left"/>
-            </w:pPr>
-            <w:r>
-              <w:rPr>
-                <w:b w:val="false"/>
-                <w:bCs w:val="false"/>
-                <w:color w:val="14274A"/>
-                <w:sz w:val="17"/>
-                <w:szCs w:val="17"/>
-              </w:rPr>
-              <w:t xml:space="preserve">A first IL-4Rα×OX40L bispecific reaches the clinic</w:t>
-            </w:r>
-          </w:p>
-        </w:tc>
-        <w:tc>
-          <w:tcPr>
-            <w:tcW w:type="dxa" w:w="1500"/>
-            <w:tcBorders>
-              <w:top w:val="single" w:color="D6DEEA" w:sz="1"/>
-              <w:left w:val="single" w:color="D6DEEA" w:sz="1"/>
-              <w:bottom w:val="single" w:color="D6DEEA" w:sz="1"/>
-              <w:right w:val="single" w:color="D6DEEA" w:sz="1"/>
-            </w:tcBorders>
-            <w:shd w:fill="FFFFFF" w:val="clear"/>
-            <w:tcMar>
-              <w:top w:type="dxa" w:w="46"/>
-              <w:left w:type="dxa" w:w="94"/>
-              <w:bottom w:type="dxa" w:w="46"/>
-              <w:right w:type="dxa" w:w="94"/>
-            </w:tcMar>
-          </w:tcPr>
-          <w:p>
-            <w:pPr>
-              <w:jc w:val="left"/>
-            </w:pPr>
-            <w:r>
-              <w:rPr>
-                <w:b w:val="false"/>
-                <w:bCs w:val="false"/>
-                <w:color w:val="14274A"/>
-                <w:sz w:val="17"/>
-                <w:szCs w:val="17"/>
-              </w:rPr>
-              <w:t xml:space="preserve">first-to-clinic</w:t>
-            </w:r>
-          </w:p>
-        </w:tc>
-        <w:tc>
-          <w:tcPr>
-            <w:tcW w:type="dxa" w:w="1500"/>
-            <w:tcBorders>
-              <w:top w:val="single" w:color="D6DEEA" w:sz="1"/>
-              <w:left w:val="single" w:color="D6DEEA" w:sz="1"/>
-              <w:bottom w:val="single" w:color="D6DEEA" w:sz="1"/>
-              <w:right w:val="single" w:color="D6DEEA" w:sz="1"/>
-            </w:tcBorders>
-            <w:shd w:fill="FFFFFF" w:val="clear"/>
-            <w:tcMar>
-              <w:top w:type="dxa" w:w="46"/>
-              <w:left w:type="dxa" w:w="94"/>
-              <w:bottom w:type="dxa" w:w="46"/>
-              <w:right w:type="dxa" w:w="94"/>
-            </w:tcMar>
-          </w:tcPr>
-          <w:p>
-            <w:pPr>
-              <w:jc w:val="left"/>
-            </w:pPr>
-            <w:r>
-              <w:rPr>
-                <w:b w:val="false"/>
-                <w:bCs w:val="false"/>
-                <w:color w:val="14274A"/>
-                <w:sz w:val="17"/>
-                <w:szCs w:val="17"/>
-              </w:rPr>
-              <w:t xml:space="preserve">45-55%</w:t>
-            </w:r>
-          </w:p>
-        </w:tc>
-        <w:tc>
-          <w:tcPr>
-            <w:tcW w:type="dxa" w:w="1760"/>
-            <w:tcBorders>
-              <w:top w:val="single" w:color="D6DEEA" w:sz="1"/>
-              <w:left w:val="single" w:color="D6DEEA" w:sz="1"/>
-              <w:bottom w:val="single" w:color="D6DEEA" w:sz="1"/>
-              <w:right w:val="single" w:color="D6DEEA" w:sz="1"/>
-            </w:tcBorders>
-            <w:shd w:fill="FFFFFF" w:val="clear"/>
-            <w:tcMar>
-              <w:top w:type="dxa" w:w="46"/>
-              <w:left w:type="dxa" w:w="94"/>
-              <w:bottom w:type="dxa" w:w="46"/>
-              <w:right w:type="dxa" w:w="94"/>
-            </w:tcMar>
-          </w:tcPr>
-          <w:p>
-            <w:pPr>
-              <w:jc w:val="left"/>
-            </w:pPr>
-            <w:r>
-              <w:rPr>
-                <w:b w:val="false"/>
-                <w:bCs w:val="false"/>
-                <w:color w:val="14274A"/>
-                <w:sz w:val="17"/>
-                <w:szCs w:val="17"/>
-              </w:rPr>
-              <w:t xml:space="preserve">2027 – 2028</w:t>
+            <w:tcW w:type="dxa" w:w="2550"/>
+            <w:tcBorders>
+              <w:top w:val="single" w:color="D6DEEA" w:sz="1"/>
+              <w:left w:val="single" w:color="D6DEEA" w:sz="1"/>
+              <w:bottom w:val="single" w:color="D6DEEA" w:sz="1"/>
+              <w:right w:val="single" w:color="D6DEEA" w:sz="1"/>
+            </w:tcBorders>
+            <w:shd w:fill="FFFFFF" w:val="clear"/>
+            <w:tcMar>
+              <w:top w:type="dxa" w:w="46"/>
+              <w:left w:type="dxa" w:w="94"/>
+              <w:bottom w:type="dxa" w:w="46"/>
+              <w:right w:type="dxa" w:w="94"/>
+            </w:tcMar>
+          </w:tcPr>
+          <w:p>
+            <w:pPr>
+              <w:jc w:val="left"/>
+            </w:pPr>
+            <w:r>
+              <w:rPr>
+                <w:b/>
+                <w:bCs/>
+              </w:rPr>
+              <w:t xml:space="preserve">It just reproduces dupilumab</w:t>
+            </w:r>
+          </w:p>
+        </w:tc>
+        <w:tc>
+          <w:tcPr>
+            <w:tcW w:type="dxa" w:w="6810"/>
+            <w:tcBorders>
+              <w:top w:val="single" w:color="D6DEEA" w:sz="1"/>
+              <w:left w:val="single" w:color="D6DEEA" w:sz="1"/>
+              <w:bottom w:val="single" w:color="D6DEEA" w:sz="1"/>
+              <w:right w:val="single" w:color="D6DEEA" w:sz="1"/>
+            </w:tcBorders>
+            <w:shd w:fill="FFFFFF" w:val="clear"/>
+            <w:tcMar>
+              <w:top w:type="dxa" w:w="46"/>
+              <w:left w:type="dxa" w:w="94"/>
+              <w:bottom w:type="dxa" w:w="46"/>
+              <w:right w:type="dxa" w:w="94"/>
+            </w:tcMar>
+          </w:tcPr>
+          <w:p>
+            <w:pPr>
+              <w:jc w:val="left"/>
+            </w:pPr>
+            <w:r>
+              <w:rPr>
+                <w:b w:val="false"/>
+                <w:bCs w:val="false"/>
+                <w:color w:val="14274A"/>
+                <w:sz w:val="17"/>
+                <w:szCs w:val="17"/>
+              </w:rPr>
+              <w:t xml:space="preserve">if the combination only matches IL-4Rα clearance with no durability gain, it is a more complex, more expensive dupilumab with no buyer.</w:t>
             </w:r>
           </w:p>
         </w:tc>
@@ -8962,7 +8808,7 @@
         </w:trPr>
         <w:tc>
           <w:tcPr>
-            <w:tcW w:type="dxa" w:w="4600"/>
+            <w:tcW w:type="dxa" w:w="2550"/>
             <w:tcBorders>
               <w:top w:val="single" w:color="D6DEEA" w:sz="1"/>
               <w:left w:val="single" w:color="D6DEEA" w:sz="1"/>
@@ -8983,6 +8829,862 @@
             </w:pPr>
             <w:r>
               <w:rPr>
+                <w:b/>
+                <w:bCs/>
+              </w:rPr>
+              <w:t xml:space="preserve">JAKs own the efficacy ceiling</w:t>
+            </w:r>
+          </w:p>
+        </w:tc>
+        <w:tc>
+          <w:tcPr>
+            <w:tcW w:type="dxa" w:w="6810"/>
+            <w:tcBorders>
+              <w:top w:val="single" w:color="D6DEEA" w:sz="1"/>
+              <w:left w:val="single" w:color="D6DEEA" w:sz="1"/>
+              <w:bottom w:val="single" w:color="D6DEEA" w:sz="1"/>
+              <w:right w:val="single" w:color="D6DEEA" w:sz="1"/>
+            </w:tcBorders>
+            <w:shd w:fill="F5F8FF" w:val="clear"/>
+            <w:tcMar>
+              <w:top w:type="dxa" w:w="46"/>
+              <w:left w:type="dxa" w:w="94"/>
+              <w:bottom w:type="dxa" w:w="46"/>
+              <w:right w:type="dxa" w:w="94"/>
+            </w:tcMar>
+          </w:tcPr>
+          <w:p>
+            <w:pPr>
+              <w:jc w:val="left"/>
+            </w:pPr>
+            <w:r>
+              <w:rPr>
+                <w:b w:val="false"/>
+                <w:bCs w:val="false"/>
+                <w:color w:val="14274A"/>
+                <w:sz w:val="17"/>
+                <w:szCs w:val="17"/>
+              </w:rPr>
+              <w:t xml:space="preserve">oral upadacitinib already clears more skin (EASI-75 ~70-80%); if its safety improves, the biologic's safety-plus-durability differentiation narrows.</w:t>
+            </w:r>
+          </w:p>
+        </w:tc>
+      </w:tr>
+      <w:tr>
+        <w:trPr>
+          <w:tblHeader w:val="false"/>
+        </w:trPr>
+        <w:tc>
+          <w:tcPr>
+            <w:tcW w:type="dxa" w:w="2550"/>
+            <w:tcBorders>
+              <w:top w:val="single" w:color="D6DEEA" w:sz="1"/>
+              <w:left w:val="single" w:color="D6DEEA" w:sz="1"/>
+              <w:bottom w:val="single" w:color="D6DEEA" w:sz="1"/>
+              <w:right w:val="single" w:color="D6DEEA" w:sz="1"/>
+            </w:tcBorders>
+            <w:shd w:fill="FFFFFF" w:val="clear"/>
+            <w:tcMar>
+              <w:top w:type="dxa" w:w="46"/>
+              <w:left w:type="dxa" w:w="94"/>
+              <w:bottom w:type="dxa" w:w="46"/>
+              <w:right w:type="dxa" w:w="94"/>
+            </w:tcMar>
+          </w:tcPr>
+          <w:p>
+            <w:pPr>
+              <w:jc w:val="left"/>
+            </w:pPr>
+            <w:r>
+              <w:rPr>
+                <w:b/>
+                <w:bCs/>
+              </w:rPr>
+              <w:t xml:space="preserve">Sanofi builds it internally</w:t>
+            </w:r>
+          </w:p>
+        </w:tc>
+        <w:tc>
+          <w:tcPr>
+            <w:tcW w:type="dxa" w:w="6810"/>
+            <w:tcBorders>
+              <w:top w:val="single" w:color="D6DEEA" w:sz="1"/>
+              <w:left w:val="single" w:color="D6DEEA" w:sz="1"/>
+              <w:bottom w:val="single" w:color="D6DEEA" w:sz="1"/>
+              <w:right w:val="single" w:color="D6DEEA" w:sz="1"/>
+            </w:tcBorders>
+            <w:shd w:fill="FFFFFF" w:val="clear"/>
+            <w:tcMar>
+              <w:top w:type="dxa" w:w="46"/>
+              <w:left w:type="dxa" w:w="94"/>
+              <w:bottom w:type="dxa" w:w="46"/>
+              <w:right w:type="dxa" w:w="94"/>
+            </w:tcMar>
+          </w:tcPr>
+          <w:p>
+            <w:pPr>
+              <w:jc w:val="left"/>
+            </w:pPr>
+            <w:r>
+              <w:rPr>
+                <w:b w:val="false"/>
+                <w:bCs w:val="false"/>
+                <w:color w:val="14274A"/>
+                <w:sz w:val="17"/>
+                <w:szCs w:val="17"/>
+              </w:rPr>
+              <w:t xml:space="preserve">Sanofi owns both dupilumab and amlitelimab and is the natural — and most demanding — builder of the combination, compressing a third party's window.</w:t>
+            </w:r>
+          </w:p>
+        </w:tc>
+      </w:tr>
+    </w:tbl>
+    <w:p>
+      <w:pPr>
+        <w:pStyle w:val="Heading1"/>
+      </w:pPr>
+      <w:r>
+        <w:t xml:space="preserve">13 · Standing predictions</w:t>
+      </w:r>
+    </w:p>
+    <w:p>
+      <w:pPr>
+        <w:spacing w:after="120"/>
+      </w:pPr>
+      <w:r>
+        <w:rPr>
+          <w:i/>
+          <w:iCs/>
+        </w:rPr>
+        <w:t xml:space="preserve">Confidence is a 1-5 calibration of how firmly the evidence supports the call (5 = strong data + precedent; 2 = mechanistic hypothesis).</w:t>
+      </w:r>
+    </w:p>
+    <w:tbl>
+      <w:tblPr>
+        <w:tblW w:type="dxa" w:w="9360"/>
+        <w:tblBorders>
+          <w:top w:val="single" w:color="auto" w:sz="4"/>
+          <w:left w:val="single" w:color="auto" w:sz="4"/>
+          <w:bottom w:val="single" w:color="auto" w:sz="4"/>
+          <w:right w:val="single" w:color="auto" w:sz="4"/>
+          <w:insideH w:val="single" w:color="auto" w:sz="4"/>
+          <w:insideV w:val="single" w:color="auto" w:sz="4"/>
+        </w:tblBorders>
+      </w:tblPr>
+      <w:tblGrid>
+        <w:gridCol w:w="3250"/>
+        <w:gridCol w:w="1150"/>
+        <w:gridCol w:w="1250"/>
+        <w:gridCol w:w="1550"/>
+        <w:gridCol w:w="2160"/>
+      </w:tblGrid>
+      <w:tr>
+        <w:trPr>
+          <w:tblHeader/>
+        </w:trPr>
+        <w:tc>
+          <w:tcPr>
+            <w:tcW w:type="dxa" w:w="3250"/>
+            <w:tcBorders>
+              <w:top w:val="single" w:color="1A3F8F" w:sz="1"/>
+              <w:left w:val="single" w:color="1A3F8F" w:sz="1"/>
+              <w:bottom w:val="single" w:color="1A3F8F" w:sz="1"/>
+              <w:right w:val="single" w:color="1A3F8F" w:sz="1"/>
+            </w:tcBorders>
+            <w:shd w:fill="1A3F8F" w:val="clear"/>
+            <w:tcMar>
+              <w:top w:type="dxa" w:w="46"/>
+              <w:left w:type="dxa" w:w="94"/>
+              <w:bottom w:type="dxa" w:w="46"/>
+              <w:right w:type="dxa" w:w="94"/>
+            </w:tcMar>
+          </w:tcPr>
+          <w:p>
+            <w:pPr>
+              <w:jc w:val="left"/>
+            </w:pPr>
+            <w:r>
+              <w:rPr>
+                <w:b/>
+                <w:bCs/>
+                <w:color w:val="FFFFFF"/>
+                <w:sz w:val="17"/>
+                <w:szCs w:val="17"/>
+              </w:rPr>
+              <w:t xml:space="preserve">Prediction</w:t>
+            </w:r>
+          </w:p>
+        </w:tc>
+        <w:tc>
+          <w:tcPr>
+            <w:tcW w:type="dxa" w:w="1150"/>
+            <w:tcBorders>
+              <w:top w:val="single" w:color="1A3F8F" w:sz="1"/>
+              <w:left w:val="single" w:color="1A3F8F" w:sz="1"/>
+              <w:bottom w:val="single" w:color="1A3F8F" w:sz="1"/>
+              <w:right w:val="single" w:color="1A3F8F" w:sz="1"/>
+            </w:tcBorders>
+            <w:shd w:fill="1A3F8F" w:val="clear"/>
+            <w:tcMar>
+              <w:top w:type="dxa" w:w="46"/>
+              <w:left w:type="dxa" w:w="94"/>
+              <w:bottom w:type="dxa" w:w="46"/>
+              <w:right w:type="dxa" w:w="94"/>
+            </w:tcMar>
+          </w:tcPr>
+          <w:p>
+            <w:pPr>
+              <w:jc w:val="left"/>
+            </w:pPr>
+            <w:r>
+              <w:rPr>
+                <w:b/>
+                <w:bCs/>
+                <w:color w:val="FFFFFF"/>
+                <w:sz w:val="17"/>
+                <w:szCs w:val="17"/>
+              </w:rPr>
+              <w:t xml:space="preserve">Type</w:t>
+            </w:r>
+          </w:p>
+        </w:tc>
+        <w:tc>
+          <w:tcPr>
+            <w:tcW w:type="dxa" w:w="1250"/>
+            <w:tcBorders>
+              <w:top w:val="single" w:color="1A3F8F" w:sz="1"/>
+              <w:left w:val="single" w:color="1A3F8F" w:sz="1"/>
+              <w:bottom w:val="single" w:color="1A3F8F" w:sz="1"/>
+              <w:right w:val="single" w:color="1A3F8F" w:sz="1"/>
+            </w:tcBorders>
+            <w:shd w:fill="1A3F8F" w:val="clear"/>
+            <w:tcMar>
+              <w:top w:type="dxa" w:w="46"/>
+              <w:left w:type="dxa" w:w="94"/>
+              <w:bottom w:type="dxa" w:w="46"/>
+              <w:right w:type="dxa" w:w="94"/>
+            </w:tcMar>
+          </w:tcPr>
+          <w:p>
+            <w:pPr>
+              <w:jc w:val="left"/>
+            </w:pPr>
+            <w:r>
+              <w:rPr>
+                <w:b/>
+                <w:bCs/>
+                <w:color w:val="FFFFFF"/>
+                <w:sz w:val="17"/>
+                <w:szCs w:val="17"/>
+              </w:rPr>
+              <w:t xml:space="preserve">Estimate</w:t>
+            </w:r>
+          </w:p>
+        </w:tc>
+        <w:tc>
+          <w:tcPr>
+            <w:tcW w:type="dxa" w:w="1550"/>
+            <w:tcBorders>
+              <w:top w:val="single" w:color="1A3F8F" w:sz="1"/>
+              <w:left w:val="single" w:color="1A3F8F" w:sz="1"/>
+              <w:bottom w:val="single" w:color="1A3F8F" w:sz="1"/>
+              <w:right w:val="single" w:color="1A3F8F" w:sz="1"/>
+            </w:tcBorders>
+            <w:shd w:fill="1A3F8F" w:val="clear"/>
+            <w:tcMar>
+              <w:top w:type="dxa" w:w="46"/>
+              <w:left w:type="dxa" w:w="94"/>
+              <w:bottom w:type="dxa" w:w="46"/>
+              <w:right w:type="dxa" w:w="94"/>
+            </w:tcMar>
+          </w:tcPr>
+          <w:p>
+            <w:pPr>
+              <w:jc w:val="left"/>
+            </w:pPr>
+            <w:r>
+              <w:rPr>
+                <w:b/>
+                <w:bCs/>
+                <w:color w:val="FFFFFF"/>
+                <w:sz w:val="17"/>
+                <w:szCs w:val="17"/>
+              </w:rPr>
+              <w:t xml:space="preserve">Resolves (range)</w:t>
+            </w:r>
+          </w:p>
+        </w:tc>
+        <w:tc>
+          <w:tcPr>
+            <w:tcW w:type="dxa" w:w="2160"/>
+            <w:tcBorders>
+              <w:top w:val="single" w:color="1A3F8F" w:sz="1"/>
+              <w:left w:val="single" w:color="1A3F8F" w:sz="1"/>
+              <w:bottom w:val="single" w:color="1A3F8F" w:sz="1"/>
+              <w:right w:val="single" w:color="1A3F8F" w:sz="1"/>
+            </w:tcBorders>
+            <w:shd w:fill="1A3F8F" w:val="clear"/>
+            <w:tcMar>
+              <w:top w:type="dxa" w:w="46"/>
+              <w:left w:type="dxa" w:w="94"/>
+              <w:bottom w:type="dxa" w:w="46"/>
+              <w:right w:type="dxa" w:w="94"/>
+            </w:tcMar>
+          </w:tcPr>
+          <w:p>
+            <w:pPr>
+              <w:jc w:val="left"/>
+            </w:pPr>
+            <w:r>
+              <w:rPr>
+                <w:b/>
+                <w:bCs/>
+                <w:color w:val="FFFFFF"/>
+                <w:sz w:val="17"/>
+                <w:szCs w:val="17"/>
+              </w:rPr>
+              <w:t xml:space="preserve">Confidence · basis</w:t>
+            </w:r>
+          </w:p>
+        </w:tc>
+      </w:tr>
+      <w:tr>
+        <w:trPr>
+          <w:tblHeader w:val="false"/>
+        </w:trPr>
+        <w:tc>
+          <w:tcPr>
+            <w:tcW w:type="dxa" w:w="3250"/>
+            <w:tcBorders>
+              <w:top w:val="single" w:color="D6DEEA" w:sz="1"/>
+              <w:left w:val="single" w:color="D6DEEA" w:sz="1"/>
+              <w:bottom w:val="single" w:color="D6DEEA" w:sz="1"/>
+              <w:right w:val="single" w:color="D6DEEA" w:sz="1"/>
+            </w:tcBorders>
+            <w:shd w:fill="FFFFFF" w:val="clear"/>
+            <w:tcMar>
+              <w:top w:type="dxa" w:w="46"/>
+              <w:left w:type="dxa" w:w="94"/>
+              <w:bottom w:type="dxa" w:w="46"/>
+              <w:right w:type="dxa" w:w="94"/>
+            </w:tcMar>
+          </w:tcPr>
+          <w:p>
+            <w:pPr>
+              <w:jc w:val="left"/>
+            </w:pPr>
+            <w:r>
+              <w:rPr>
+                <w:b w:val="false"/>
+                <w:bCs w:val="false"/>
+                <w:color w:val="14274A"/>
+                <w:sz w:val="17"/>
+                <w:szCs w:val="17"/>
+              </w:rPr>
+              <w:t xml:space="preserve">Amlitelimab is FDA-approved in AD</w:t>
+            </w:r>
+          </w:p>
+        </w:tc>
+        <w:tc>
+          <w:tcPr>
+            <w:tcW w:type="dxa" w:w="1150"/>
+            <w:tcBorders>
+              <w:top w:val="single" w:color="D6DEEA" w:sz="1"/>
+              <w:left w:val="single" w:color="D6DEEA" w:sz="1"/>
+              <w:bottom w:val="single" w:color="D6DEEA" w:sz="1"/>
+              <w:right w:val="single" w:color="D6DEEA" w:sz="1"/>
+            </w:tcBorders>
+            <w:shd w:fill="FFFFFF" w:val="clear"/>
+            <w:tcMar>
+              <w:top w:type="dxa" w:w="46"/>
+              <w:left w:type="dxa" w:w="94"/>
+              <w:bottom w:type="dxa" w:w="46"/>
+              <w:right w:type="dxa" w:w="94"/>
+            </w:tcMar>
+          </w:tcPr>
+          <w:p>
+            <w:pPr>
+              <w:jc w:val="left"/>
+            </w:pPr>
+            <w:r>
+              <w:rPr>
+                <w:b w:val="false"/>
+                <w:bCs w:val="false"/>
+                <w:color w:val="14274A"/>
+                <w:sz w:val="17"/>
+                <w:szCs w:val="17"/>
+              </w:rPr>
+              <w:t xml:space="preserve">approval</w:t>
+            </w:r>
+          </w:p>
+        </w:tc>
+        <w:tc>
+          <w:tcPr>
+            <w:tcW w:type="dxa" w:w="1250"/>
+            <w:tcBorders>
+              <w:top w:val="single" w:color="D6DEEA" w:sz="1"/>
+              <w:left w:val="single" w:color="D6DEEA" w:sz="1"/>
+              <w:bottom w:val="single" w:color="D6DEEA" w:sz="1"/>
+              <w:right w:val="single" w:color="D6DEEA" w:sz="1"/>
+            </w:tcBorders>
+            <w:shd w:fill="FFFFFF" w:val="clear"/>
+            <w:tcMar>
+              <w:top w:type="dxa" w:w="46"/>
+              <w:left w:type="dxa" w:w="94"/>
+              <w:bottom w:type="dxa" w:w="46"/>
+              <w:right w:type="dxa" w:w="94"/>
+            </w:tcMar>
+          </w:tcPr>
+          <w:p>
+            <w:pPr>
+              <w:jc w:val="left"/>
+            </w:pPr>
+            <w:r>
+              <w:rPr>
+                <w:b w:val="false"/>
+                <w:bCs w:val="false"/>
+                <w:color w:val="14274A"/>
+                <w:sz w:val="17"/>
+                <w:szCs w:val="17"/>
+              </w:rPr>
+              <w:t xml:space="preserve">65-75%</w:t>
+            </w:r>
+          </w:p>
+        </w:tc>
+        <w:tc>
+          <w:tcPr>
+            <w:tcW w:type="dxa" w:w="1550"/>
+            <w:tcBorders>
+              <w:top w:val="single" w:color="D6DEEA" w:sz="1"/>
+              <w:left w:val="single" w:color="D6DEEA" w:sz="1"/>
+              <w:bottom w:val="single" w:color="D6DEEA" w:sz="1"/>
+              <w:right w:val="single" w:color="D6DEEA" w:sz="1"/>
+            </w:tcBorders>
+            <w:shd w:fill="FFFFFF" w:val="clear"/>
+            <w:tcMar>
+              <w:top w:type="dxa" w:w="46"/>
+              <w:left w:type="dxa" w:w="94"/>
+              <w:bottom w:type="dxa" w:w="46"/>
+              <w:right w:type="dxa" w:w="94"/>
+            </w:tcMar>
+          </w:tcPr>
+          <w:p>
+            <w:pPr>
+              <w:jc w:val="left"/>
+            </w:pPr>
+            <w:r>
+              <w:rPr>
+                <w:b w:val="false"/>
+                <w:bCs w:val="false"/>
+                <w:color w:val="14274A"/>
+                <w:sz w:val="17"/>
+                <w:szCs w:val="17"/>
+              </w:rPr>
+              <w:t xml:space="preserve">2027</w:t>
+            </w:r>
+          </w:p>
+        </w:tc>
+        <w:tc>
+          <w:tcPr>
+            <w:tcW w:type="dxa" w:w="2160"/>
+            <w:tcBorders>
+              <w:top w:val="single" w:color="D6DEEA" w:sz="1"/>
+              <w:left w:val="single" w:color="D6DEEA" w:sz="1"/>
+              <w:bottom w:val="single" w:color="D6DEEA" w:sz="1"/>
+              <w:right w:val="single" w:color="D6DEEA" w:sz="1"/>
+            </w:tcBorders>
+            <w:shd w:fill="FFFFFF" w:val="clear"/>
+            <w:tcMar>
+              <w:top w:type="dxa" w:w="46"/>
+              <w:left w:type="dxa" w:w="94"/>
+              <w:bottom w:type="dxa" w:w="46"/>
+              <w:right w:type="dxa" w:w="94"/>
+            </w:tcMar>
+          </w:tcPr>
+          <w:p>
+            <w:pPr>
+              <w:jc w:val="left"/>
+            </w:pPr>
+            <w:r>
+              <w:rPr>
+                <w:b w:val="false"/>
+                <w:bCs w:val="false"/>
+                <w:color w:val="14274A"/>
+                <w:sz w:val="17"/>
+                <w:szCs w:val="17"/>
+              </w:rPr>
+              <w:t xml:space="preserve">4/5 · 3 Ph3 positive; filing</w:t>
+            </w:r>
+          </w:p>
+        </w:tc>
+      </w:tr>
+      <w:tr>
+        <w:trPr>
+          <w:tblHeader w:val="false"/>
+        </w:trPr>
+        <w:tc>
+          <w:tcPr>
+            <w:tcW w:type="dxa" w:w="3250"/>
+            <w:tcBorders>
+              <w:top w:val="single" w:color="D6DEEA" w:sz="1"/>
+              <w:left w:val="single" w:color="D6DEEA" w:sz="1"/>
+              <w:bottom w:val="single" w:color="D6DEEA" w:sz="1"/>
+              <w:right w:val="single" w:color="D6DEEA" w:sz="1"/>
+            </w:tcBorders>
+            <w:shd w:fill="F5F8FF" w:val="clear"/>
+            <w:tcMar>
+              <w:top w:type="dxa" w:w="46"/>
+              <w:left w:type="dxa" w:w="94"/>
+              <w:bottom w:type="dxa" w:w="46"/>
+              <w:right w:type="dxa" w:w="94"/>
+            </w:tcMar>
+          </w:tcPr>
+          <w:p>
+            <w:pPr>
+              <w:jc w:val="left"/>
+            </w:pPr>
+            <w:r>
+              <w:rPr>
+                <w:b w:val="false"/>
+                <w:bCs w:val="false"/>
+                <w:color w:val="14274A"/>
+                <w:sz w:val="17"/>
+                <w:szCs w:val="17"/>
+              </w:rPr>
+              <w:t xml:space="preserve">APG777 reports positive Phase 3 induction</w:t>
+            </w:r>
+          </w:p>
+        </w:tc>
+        <w:tc>
+          <w:tcPr>
+            <w:tcW w:type="dxa" w:w="1150"/>
+            <w:tcBorders>
+              <w:top w:val="single" w:color="D6DEEA" w:sz="1"/>
+              <w:left w:val="single" w:color="D6DEEA" w:sz="1"/>
+              <w:bottom w:val="single" w:color="D6DEEA" w:sz="1"/>
+              <w:right w:val="single" w:color="D6DEEA" w:sz="1"/>
+            </w:tcBorders>
+            <w:shd w:fill="F5F8FF" w:val="clear"/>
+            <w:tcMar>
+              <w:top w:type="dxa" w:w="46"/>
+              <w:left w:type="dxa" w:w="94"/>
+              <w:bottom w:type="dxa" w:w="46"/>
+              <w:right w:type="dxa" w:w="94"/>
+            </w:tcMar>
+          </w:tcPr>
+          <w:p>
+            <w:pPr>
+              <w:jc w:val="left"/>
+            </w:pPr>
+            <w:r>
+              <w:rPr>
+                <w:b w:val="false"/>
+                <w:bCs w:val="false"/>
+                <w:color w:val="14274A"/>
+                <w:sz w:val="17"/>
+                <w:szCs w:val="17"/>
+              </w:rPr>
+              <w:t xml:space="preserve">outcome</w:t>
+            </w:r>
+          </w:p>
+        </w:tc>
+        <w:tc>
+          <w:tcPr>
+            <w:tcW w:type="dxa" w:w="1250"/>
+            <w:tcBorders>
+              <w:top w:val="single" w:color="D6DEEA" w:sz="1"/>
+              <w:left w:val="single" w:color="D6DEEA" w:sz="1"/>
+              <w:bottom w:val="single" w:color="D6DEEA" w:sz="1"/>
+              <w:right w:val="single" w:color="D6DEEA" w:sz="1"/>
+            </w:tcBorders>
+            <w:shd w:fill="F5F8FF" w:val="clear"/>
+            <w:tcMar>
+              <w:top w:type="dxa" w:w="46"/>
+              <w:left w:type="dxa" w:w="94"/>
+              <w:bottom w:type="dxa" w:w="46"/>
+              <w:right w:type="dxa" w:w="94"/>
+            </w:tcMar>
+          </w:tcPr>
+          <w:p>
+            <w:pPr>
+              <w:jc w:val="left"/>
+            </w:pPr>
+            <w:r>
+              <w:rPr>
+                <w:b w:val="false"/>
+                <w:bCs w:val="false"/>
+                <w:color w:val="14274A"/>
+                <w:sz w:val="17"/>
+                <w:szCs w:val="17"/>
+              </w:rPr>
+              <w:t xml:space="preserve">60-70%</w:t>
+            </w:r>
+          </w:p>
+        </w:tc>
+        <w:tc>
+          <w:tcPr>
+            <w:tcW w:type="dxa" w:w="1550"/>
+            <w:tcBorders>
+              <w:top w:val="single" w:color="D6DEEA" w:sz="1"/>
+              <w:left w:val="single" w:color="D6DEEA" w:sz="1"/>
+              <w:bottom w:val="single" w:color="D6DEEA" w:sz="1"/>
+              <w:right w:val="single" w:color="D6DEEA" w:sz="1"/>
+            </w:tcBorders>
+            <w:shd w:fill="F5F8FF" w:val="clear"/>
+            <w:tcMar>
+              <w:top w:type="dxa" w:w="46"/>
+              <w:left w:type="dxa" w:w="94"/>
+              <w:bottom w:type="dxa" w:w="46"/>
+              <w:right w:type="dxa" w:w="94"/>
+            </w:tcMar>
+          </w:tcPr>
+          <w:p>
+            <w:pPr>
+              <w:jc w:val="left"/>
+            </w:pPr>
+            <w:r>
+              <w:rPr>
+                <w:b w:val="false"/>
+                <w:bCs w:val="false"/>
+                <w:color w:val="14274A"/>
+                <w:sz w:val="17"/>
+                <w:szCs w:val="17"/>
+              </w:rPr>
+              <w:t xml:space="preserve">H2 2027 – 2028</w:t>
+            </w:r>
+          </w:p>
+        </w:tc>
+        <w:tc>
+          <w:tcPr>
+            <w:tcW w:type="dxa" w:w="2160"/>
+            <w:tcBorders>
+              <w:top w:val="single" w:color="D6DEEA" w:sz="1"/>
+              <w:left w:val="single" w:color="D6DEEA" w:sz="1"/>
+              <w:bottom w:val="single" w:color="D6DEEA" w:sz="1"/>
+              <w:right w:val="single" w:color="D6DEEA" w:sz="1"/>
+            </w:tcBorders>
+            <w:shd w:fill="F5F8FF" w:val="clear"/>
+            <w:tcMar>
+              <w:top w:type="dxa" w:w="46"/>
+              <w:left w:type="dxa" w:w="94"/>
+              <w:bottom w:type="dxa" w:w="46"/>
+              <w:right w:type="dxa" w:w="94"/>
+            </w:tcMar>
+          </w:tcPr>
+          <w:p>
+            <w:pPr>
+              <w:jc w:val="left"/>
+            </w:pPr>
+            <w:r>
+              <w:rPr>
+                <w:b w:val="false"/>
+                <w:bCs w:val="false"/>
+                <w:color w:val="14274A"/>
+                <w:sz w:val="17"/>
+                <w:szCs w:val="17"/>
+              </w:rPr>
+              <w:t xml:space="preserve">3/5 · Ph2 APEX positive</w:t>
+            </w:r>
+          </w:p>
+        </w:tc>
+      </w:tr>
+      <w:tr>
+        <w:trPr>
+          <w:tblHeader w:val="false"/>
+        </w:trPr>
+        <w:tc>
+          <w:tcPr>
+            <w:tcW w:type="dxa" w:w="3250"/>
+            <w:tcBorders>
+              <w:top w:val="single" w:color="D6DEEA" w:sz="1"/>
+              <w:left w:val="single" w:color="D6DEEA" w:sz="1"/>
+              <w:bottom w:val="single" w:color="D6DEEA" w:sz="1"/>
+              <w:right w:val="single" w:color="D6DEEA" w:sz="1"/>
+            </w:tcBorders>
+            <w:shd w:fill="FFFFFF" w:val="clear"/>
+            <w:tcMar>
+              <w:top w:type="dxa" w:w="46"/>
+              <w:left w:type="dxa" w:w="94"/>
+              <w:bottom w:type="dxa" w:w="46"/>
+              <w:right w:type="dxa" w:w="94"/>
+            </w:tcMar>
+          </w:tcPr>
+          <w:p>
+            <w:pPr>
+              <w:jc w:val="left"/>
+            </w:pPr>
+            <w:r>
+              <w:rPr>
+                <w:b w:val="false"/>
+                <w:bCs w:val="false"/>
+                <w:color w:val="14274A"/>
+                <w:sz w:val="17"/>
+                <w:szCs w:val="17"/>
+              </w:rPr>
+              <w:t xml:space="preserve">A first IL-4Rα×OX40L bispecific reaches the clinic</w:t>
+            </w:r>
+          </w:p>
+        </w:tc>
+        <w:tc>
+          <w:tcPr>
+            <w:tcW w:type="dxa" w:w="1150"/>
+            <w:tcBorders>
+              <w:top w:val="single" w:color="D6DEEA" w:sz="1"/>
+              <w:left w:val="single" w:color="D6DEEA" w:sz="1"/>
+              <w:bottom w:val="single" w:color="D6DEEA" w:sz="1"/>
+              <w:right w:val="single" w:color="D6DEEA" w:sz="1"/>
+            </w:tcBorders>
+            <w:shd w:fill="FFFFFF" w:val="clear"/>
+            <w:tcMar>
+              <w:top w:type="dxa" w:w="46"/>
+              <w:left w:type="dxa" w:w="94"/>
+              <w:bottom w:type="dxa" w:w="46"/>
+              <w:right w:type="dxa" w:w="94"/>
+            </w:tcMar>
+          </w:tcPr>
+          <w:p>
+            <w:pPr>
+              <w:jc w:val="left"/>
+            </w:pPr>
+            <w:r>
+              <w:rPr>
+                <w:b w:val="false"/>
+                <w:bCs w:val="false"/>
+                <w:color w:val="14274A"/>
+                <w:sz w:val="17"/>
+                <w:szCs w:val="17"/>
+              </w:rPr>
+              <w:t xml:space="preserve">first-to-clinic</w:t>
+            </w:r>
+          </w:p>
+        </w:tc>
+        <w:tc>
+          <w:tcPr>
+            <w:tcW w:type="dxa" w:w="1250"/>
+            <w:tcBorders>
+              <w:top w:val="single" w:color="D6DEEA" w:sz="1"/>
+              <w:left w:val="single" w:color="D6DEEA" w:sz="1"/>
+              <w:bottom w:val="single" w:color="D6DEEA" w:sz="1"/>
+              <w:right w:val="single" w:color="D6DEEA" w:sz="1"/>
+            </w:tcBorders>
+            <w:shd w:fill="FFFFFF" w:val="clear"/>
+            <w:tcMar>
+              <w:top w:type="dxa" w:w="46"/>
+              <w:left w:type="dxa" w:w="94"/>
+              <w:bottom w:type="dxa" w:w="46"/>
+              <w:right w:type="dxa" w:w="94"/>
+            </w:tcMar>
+          </w:tcPr>
+          <w:p>
+            <w:pPr>
+              <w:jc w:val="left"/>
+            </w:pPr>
+            <w:r>
+              <w:rPr>
+                <w:b w:val="false"/>
+                <w:bCs w:val="false"/>
+                <w:color w:val="14274A"/>
+                <w:sz w:val="17"/>
+                <w:szCs w:val="17"/>
+              </w:rPr>
+              <w:t xml:space="preserve">45-55%</w:t>
+            </w:r>
+          </w:p>
+        </w:tc>
+        <w:tc>
+          <w:tcPr>
+            <w:tcW w:type="dxa" w:w="1550"/>
+            <w:tcBorders>
+              <w:top w:val="single" w:color="D6DEEA" w:sz="1"/>
+              <w:left w:val="single" w:color="D6DEEA" w:sz="1"/>
+              <w:bottom w:val="single" w:color="D6DEEA" w:sz="1"/>
+              <w:right w:val="single" w:color="D6DEEA" w:sz="1"/>
+            </w:tcBorders>
+            <w:shd w:fill="FFFFFF" w:val="clear"/>
+            <w:tcMar>
+              <w:top w:type="dxa" w:w="46"/>
+              <w:left w:type="dxa" w:w="94"/>
+              <w:bottom w:type="dxa" w:w="46"/>
+              <w:right w:type="dxa" w:w="94"/>
+            </w:tcMar>
+          </w:tcPr>
+          <w:p>
+            <w:pPr>
+              <w:jc w:val="left"/>
+            </w:pPr>
+            <w:r>
+              <w:rPr>
+                <w:b w:val="false"/>
+                <w:bCs w:val="false"/>
+                <w:color w:val="14274A"/>
+                <w:sz w:val="17"/>
+                <w:szCs w:val="17"/>
+              </w:rPr>
+              <w:t xml:space="preserve">2027 – 2028</w:t>
+            </w:r>
+          </w:p>
+        </w:tc>
+        <w:tc>
+          <w:tcPr>
+            <w:tcW w:type="dxa" w:w="2160"/>
+            <w:tcBorders>
+              <w:top w:val="single" w:color="D6DEEA" w:sz="1"/>
+              <w:left w:val="single" w:color="D6DEEA" w:sz="1"/>
+              <w:bottom w:val="single" w:color="D6DEEA" w:sz="1"/>
+              <w:right w:val="single" w:color="D6DEEA" w:sz="1"/>
+            </w:tcBorders>
+            <w:shd w:fill="FFFFFF" w:val="clear"/>
+            <w:tcMar>
+              <w:top w:type="dxa" w:w="46"/>
+              <w:left w:type="dxa" w:w="94"/>
+              <w:bottom w:type="dxa" w:w="46"/>
+              <w:right w:type="dxa" w:w="94"/>
+            </w:tcMar>
+          </w:tcPr>
+          <w:p>
+            <w:pPr>
+              <w:jc w:val="left"/>
+            </w:pPr>
+            <w:r>
+              <w:rPr>
+                <w:b w:val="false"/>
+                <w:bCs w:val="false"/>
+                <w:color w:val="14274A"/>
+                <w:sz w:val="17"/>
+                <w:szCs w:val="17"/>
+              </w:rPr>
+              <w:t xml:space="preserve">2/5 · mechanistic; no clinical asset yet</w:t>
+            </w:r>
+          </w:p>
+        </w:tc>
+      </w:tr>
+      <w:tr>
+        <w:trPr>
+          <w:tblHeader w:val="false"/>
+        </w:trPr>
+        <w:tc>
+          <w:tcPr>
+            <w:tcW w:type="dxa" w:w="3250"/>
+            <w:tcBorders>
+              <w:top w:val="single" w:color="D6DEEA" w:sz="1"/>
+              <w:left w:val="single" w:color="D6DEEA" w:sz="1"/>
+              <w:bottom w:val="single" w:color="D6DEEA" w:sz="1"/>
+              <w:right w:val="single" w:color="D6DEEA" w:sz="1"/>
+            </w:tcBorders>
+            <w:shd w:fill="F5F8FF" w:val="clear"/>
+            <w:tcMar>
+              <w:top w:type="dxa" w:w="46"/>
+              <w:left w:type="dxa" w:w="94"/>
+              <w:bottom w:type="dxa" w:w="46"/>
+              <w:right w:type="dxa" w:w="94"/>
+            </w:tcMar>
+          </w:tcPr>
+          <w:p>
+            <w:pPr>
+              <w:jc w:val="left"/>
+            </w:pPr>
+            <w:r>
+              <w:rPr>
                 <w:b w:val="false"/>
                 <w:bCs w:val="false"/>
                 <w:color w:val="14274A"/>
@@ -8995,7 +9697,7 @@
         </w:tc>
         <w:tc>
           <w:tcPr>
-            <w:tcW w:type="dxa" w:w="1500"/>
+            <w:tcW w:type="dxa" w:w="1150"/>
             <w:tcBorders>
               <w:top w:val="single" w:color="D6DEEA" w:sz="1"/>
               <w:left w:val="single" w:color="D6DEEA" w:sz="1"/>
@@ -9028,7 +9730,7 @@
         </w:tc>
         <w:tc>
           <w:tcPr>
-            <w:tcW w:type="dxa" w:w="1500"/>
+            <w:tcW w:type="dxa" w:w="1250"/>
             <w:tcBorders>
               <w:top w:val="single" w:color="D6DEEA" w:sz="1"/>
               <w:left w:val="single" w:color="D6DEEA" w:sz="1"/>
@@ -9061,7 +9763,7 @@
         </w:tc>
         <w:tc>
           <w:tcPr>
-            <w:tcW w:type="dxa" w:w="1760"/>
+            <w:tcW w:type="dxa" w:w="1550"/>
             <w:tcBorders>
               <w:top w:val="single" w:color="D6DEEA" w:sz="1"/>
               <w:left w:val="single" w:color="D6DEEA" w:sz="1"/>
@@ -9089,6 +9791,39 @@
                 <w:szCs w:val="17"/>
               </w:rPr>
               <w:t xml:space="preserve">2026 – 2027</w:t>
+            </w:r>
+          </w:p>
+        </w:tc>
+        <w:tc>
+          <w:tcPr>
+            <w:tcW w:type="dxa" w:w="2160"/>
+            <w:tcBorders>
+              <w:top w:val="single" w:color="D6DEEA" w:sz="1"/>
+              <w:left w:val="single" w:color="D6DEEA" w:sz="1"/>
+              <w:bottom w:val="single" w:color="D6DEEA" w:sz="1"/>
+              <w:right w:val="single" w:color="D6DEEA" w:sz="1"/>
+            </w:tcBorders>
+            <w:shd w:fill="F5F8FF" w:val="clear"/>
+            <w:tcMar>
+              <w:top w:type="dxa" w:w="46"/>
+              <w:left w:type="dxa" w:w="94"/>
+              <w:bottom w:type="dxa" w:w="46"/>
+              <w:right w:type="dxa" w:w="94"/>
+            </w:tcMar>
+          </w:tcPr>
+          <w:p>
+            <w:pPr>
+              <w:jc w:val="left"/>
+            </w:pPr>
+            <w:r>
+              <w:rPr>
+                <w:b w:val="false"/>
+                <w:bCs w:val="false"/>
+                <w:color w:val="14274A"/>
+                <w:sz w:val="17"/>
+                <w:szCs w:val="17"/>
+              </w:rPr>
+              <w:t xml:space="preserve">2/5 · attractive but well-capitalized</w:t>
             </w:r>
           </w:p>
         </w:tc>

--- a/AIB_IL4Ra_OX40L_atopic_dermatitis_v1.docx
+++ b/AIB_IL4Ra_OX40L_atopic_dermatitis_v1.docx
@@ -1030,7 +1030,7 @@
       <w:r>
         <w:t xml:space="preserve">The AD field has shifted from 'can we hit type-2?' (answered) to 'can we do it more durably and more conveniently than dupilumab?' Amlitelimab's Phase 3 wins and its </w:t>
       </w:r>
-      <w:hyperlink w:history="1" r:id="rIdq72giqbskbnylsjt6b2ri">
+      <w:hyperlink w:history="1" r:id="rIdjw2kejrobyd__oisnvhon">
         <w:r>
           <w:rPr>
             <w:rStyle w:val="Hyperlink"/>
@@ -1041,7 +1041,7 @@
       <w:r>
         <w:t xml:space="preserve"> put T-cell costimulation blockade on the map; Apogee's </w:t>
       </w:r>
-      <w:hyperlink w:history="1" r:id="rIdmxgapj9syshsemu6xm8zs">
+      <w:hyperlink w:history="1" r:id="rId62b3fe8wpoflpjwagsehb">
         <w:r>
           <w:rPr>
             <w:rStyle w:val="Hyperlink"/>
@@ -1068,7 +1068,7 @@
       <w:r>
         <w:t xml:space="preserve">Atopic dermatitis is a chronic, relapsing, intensely itchy barrier-and-immune disease beginning mostly in childhood; </w:t>
       </w:r>
-      <w:hyperlink w:history="1" r:id="rIdl-b4usmazsqkfen2iqqv8">
+      <w:hyperlink w:history="1" r:id="rIda3pq4gpgidfhsyz_0ajlh">
         <w:r>
           <w:rPr>
             <w:rStyle w:val="Hyperlink"/>
@@ -1516,7 +1516,7 @@
       <w:r>
         <w:t xml:space="preserve"> (the </w:t>
       </w:r>
-      <w:hyperlink w:history="1" r:id="rIdz2dheraahuoq-kxjzruop">
+      <w:hyperlink w:history="1" r:id="rIdoxw_r1fqzcyesae9tw92u">
         <w:r>
           <w:rPr>
             <w:rStyle w:val="Hyperlink"/>
@@ -1573,7 +1573,7 @@
       <w:r>
         <w:t xml:space="preserve">Effector blockade is fully validated and fast but not curative: </w:t>
       </w:r>
-      <w:hyperlink w:history="1" r:id="rIdvdmoyiyaerqzgxiqjidvd">
+      <w:hyperlink w:history="1" r:id="rId0ph7zij57rez9wr4ggfea">
         <w:r>
           <w:rPr>
             <w:rStyle w:val="Hyperlink"/>
@@ -1584,7 +1584,7 @@
       <w:r>
         <w:t xml:space="preserve"> yet must be continued. T-cell costimulation blockade is now validated too — </w:t>
       </w:r>
-      <w:hyperlink w:history="1" r:id="rIdq5ng1wrubhefavivkoaxx">
+      <w:hyperlink w:history="1" r:id="rIdbmsh7v9noa4cqf_tx0-rb">
         <w:r>
           <w:rPr>
             <w:rStyle w:val="Hyperlink"/>
@@ -1639,7 +1639,7 @@
             <w:r>
               <w:t xml:space="preserve">If OX40L-driven durability and IL-4Rα-driven clearance are complementary, a dual agent should match dupilumab on skin clearance while extending drug-free remission and lengthening dosing intervals. It is falsifiable: if the combination only matches monotherapy clearance with no durability gain, the single-molecule premium does not hold. </w:t>
             </w:r>
-            <w:hyperlink w:history="1" r:id="rId8gvg-goyh6cqxkxpaivkv">
+            <w:hyperlink w:history="1" r:id="rIdwnpmy5zp3di-rivjzcjfw">
               <w:r>
                 <w:rPr>
                   <w:rStyle w:val="Hyperlink"/>
@@ -3263,7 +3263,7 @@
             <w:r>
               <w:t xml:space="preserve">The approved biologic standard is </w:t>
             </w:r>
-            <w:hyperlink w:history="1" r:id="rIdunlqqnmc1wf6zxhhvw7ai">
+            <w:hyperlink w:history="1" r:id="rIdfqvuzmiv1kapgtidacmpi">
               <w:r>
                 <w:rPr>
                   <w:rStyle w:val="Hyperlink"/>
@@ -5033,7 +5033,7 @@
       <w:r>
         <w:t xml:space="preserve">If </w:t>
       </w:r>
-      <w:hyperlink w:history="1" r:id="rId5cf8mz2yzw9ib_v1vuppz">
+      <w:hyperlink w:history="1" r:id="rIdsezctfivkozguewifvez1">
         <w:r>
           <w:rPr>
             <w:rStyle w:val="Hyperlink"/>
@@ -5042,9 +5042,76 @@
         </w:r>
       </w:hyperlink>
       <w:r>
-        <w:t xml:space="preserve"> — well above any biologic — why build a dual biologic at all? The honest answer is that the bispecific does not win on clearance; it wins on what an oral JAK cannot safely offer: a clean long-term safety profile (no boxed warning) and durable, drug-free remission. If a dual agent cannot credibly claim safety-plus-durability the orals lack, the strategic rationale weakens.</w:t>
+        <w:t xml:space="preserve"> — well above any biologic — why build a dual biologic at all? The honest answer is that the bispecific does not win on clearance; it wins on what an oral JAK cannot safely offer: a clean long-term safety profile (no boxed warning) and durable, drug-free remission. If a dual agent cannot credibly claim safety-plus-durability the orals lack, the strategic rationale weakens. In short, biologics still matter in a Rinvoq world only where chronic oral immunosuppression is a poor fit — long-term safety-sensitive patients and those seeking durable, drug-free remission; that, not clearance, is the bispecific's lane.</w:t>
       </w:r>
     </w:p>
+    <w:tbl>
+      <w:tblPr>
+        <w:tblW w:type="dxa" w:w="9360"/>
+        <w:tblBorders>
+          <w:top w:val="single" w:color="auto" w:sz="4"/>
+          <w:left w:val="single" w:color="auto" w:sz="4"/>
+          <w:bottom w:val="single" w:color="auto" w:sz="4"/>
+          <w:right w:val="single" w:color="auto" w:sz="4"/>
+          <w:insideH w:val="single" w:color="auto" w:sz="4"/>
+          <w:insideV w:val="single" w:color="auto" w:sz="4"/>
+        </w:tblBorders>
+      </w:tblPr>
+      <w:tblGrid>
+        <w:gridCol w:w="9360"/>
+      </w:tblGrid>
+      <w:tr>
+        <w:tc>
+          <w:tcPr>
+            <w:tcBorders>
+              <w:top w:val="none"/>
+              <w:left w:val="single" w:color="1A3F8F" w:sz="18"/>
+              <w:bottom w:val="none"/>
+              <w:right w:val="none"/>
+            </w:tcBorders>
+            <w:shd w:fill="EEF4FB" w:val="clear"/>
+            <w:tcMar>
+              <w:top w:type="dxa" w:w="80"/>
+              <w:left w:type="dxa" w:w="150"/>
+              <w:bottom w:type="dxa" w:w="80"/>
+              <w:right w:type="dxa" w:w="130"/>
+            </w:tcMar>
+          </w:tcPr>
+          <w:p>
+            <w:r>
+              <w:rPr>
+                <w:b/>
+                <w:bCs/>
+              </w:rPr>
+              <w:t xml:space="preserve">The real comparator is the free combination. </w:t>
+            </w:r>
+            <w:r>
+              <w:t xml:space="preserve">Beyond Rinvoq, a bispecific must also beat the </w:t>
+            </w:r>
+            <w:r>
+              <w:rPr>
+                <w:b/>
+                <w:bCs/>
+              </w:rPr>
+              <w:t xml:space="preserve">free combination of dupilumab + amlitelimab</w:t>
+            </w:r>
+            <w:r>
+              <w:t xml:space="preserve"> (effector + OX40L) — which Sanofi, owning both, could test directly. A single-molecule premium requires </w:t>
+            </w:r>
+            <w:r>
+              <w:rPr>
+                <w:b/>
+                <w:bCs/>
+              </w:rPr>
+              <w:t xml:space="preserve">exceeding that combination</w:t>
+            </w:r>
+            <w:r>
+              <w:t xml:space="preserve"> on durability, dosing, or access, not merely matching it; if the free combination delivers the same durable remission, the bispecific's edge is only convenience.</w:t>
+            </w:r>
+          </w:p>
+        </w:tc>
+      </w:tr>
+    </w:tbl>
     <w:p>
       <w:pPr>
         <w:spacing w:after="120"/>
@@ -5104,7 +5171,7 @@
         </w:rPr>
         <w:t xml:space="preserve">OX40 vs OX40L is a real mechanistic split. </w:t>
       </w:r>
-      <w:hyperlink w:history="1" r:id="rIdqqcn8nyghksesomlnb6cw">
+      <w:hyperlink w:history="1" r:id="rId6deelbndkddvqlb2ixykn">
         <w:r>
           <w:rPr>
             <w:rStyle w:val="Hyperlink"/>
@@ -6306,7 +6373,7 @@
       <w:r>
         <w:t xml:space="preserve">AD biologics list in the ~$3-4k/month range and are judged on net cost after rebates. With </w:t>
       </w:r>
-      <w:hyperlink w:history="1" r:id="rIdc5sjnvsegskfxhvefwz4b">
+      <w:hyperlink w:history="1" r:id="rIddpdjsxn0nonpr2va-vija">
         <w:r>
           <w:rPr>
             <w:rStyle w:val="Hyperlink"/>
